--- a/descargas/primaria-1-3/word/PRESENTE_primaria-1-3_semana3.docx
+++ b/descargas/primaria-1-3/word/PRESENTE_primaria-1-3_semana3.docx
@@ -126,7 +126,7 @@
       </w:r>
       <w:r>
         <w:rPr/>
-        <w:t xml:space="preserve">dos propuestas; cada clase elige una:</w:t>
+        <w:t xml:space="preserve">igual en los dos modelos (ver la pestaña «Símbolo»):</w:t>
       </w:r>
     </w:p>
     <w:p>
@@ -143,32 +143,11 @@
           <w:bCs/>
           <w:color w:val="C4531A"/>
         </w:rPr>
-        <w:t xml:space="preserve">Caja cúbica (propuestas A y B): </w:t>
-      </w:r>
-      <w:r>
-        <w:rPr/>
-        <w:t xml:space="preserve"> plantilla 3: tiras, lazo y nudo naranjas de papel.</w:t>
-      </w:r>
-    </w:p>
-    <w:p>
-      <w:pPr>
-        <w:pStyle w:val="Lista"/>
-        <w:numPr>
-          <w:ilvl w:val="0"/>
-          <w:numId w:val="1"/>
-        </w:numPr>
-      </w:pPr>
-      <w:r>
-        <w:rPr>
-          <w:b/>
-          <w:bCs/>
-          <w:color w:val="C4531A"/>
-        </w:rPr>
-        <w:t xml:space="preserve">Caja abatible (propuesta C): </w:t>
-      </w:r>
-      <w:r>
-        <w:rPr/>
-        <w:t xml:space="preserve"> se ata en cruz una cinta de raso naranja de verdad (2,5 cm de ancho, un metro por clase) con una lazada.</w:t>
+        <w:t xml:space="preserve">En los dos modelos: </w:t>
+      </w:r>
+      <w:r>
+        <w:rPr/>
+        <w:t xml:space="preserve"> plantilla 3: se coloca de pie, en el centro de la tapa, el símbolo de la campaña como un señalizador. Por detrás dice «Para: ti · De: Dios».</w:t>
       </w:r>
     </w:p>
     <w:p>
@@ -240,7 +219,7 @@
       </w:pPr>
       <w:r>
         <w:rPr/>
-        <w:t xml:space="preserve">«Ayer encendimos la vela rosa: era el domingo Gaudete, que significa «alegraos». ¡Jesús está muy cerca!». Un grupo pega las tiras, el lazo y el nudo cúbico de la plantilla 3.</w:t>
+        <w:t xml:space="preserve">«Ayer encendimos la vela rosa: era el domingo Gaudete, que significa «alegraos». ¡Jesús está muy cerca!». Un grupo coloca de pie sobre la tapa el símbolo de la campaña (plantilla 3): una señal que dice «aquí». Para descubrir a Jesús a veces necesitamos que alguien nos indique dónde está.</w:t>
       </w:r>
     </w:p>
     <w:p>
@@ -1368,7 +1347,7 @@
       </w:pPr>
       <w:r>
         <w:rPr/>
-        <w:t xml:space="preserve">Nos colocamos alrededor de la caja con su lazo. Quien quiera cuenta en voz alta un momento en que ha descubierto a Jesús: alguien que ayudó, alguien que acompañó a un compañero solo, alguien que perdonó. Después de cada uno, todos dicen: «¡Ahí estaba Jesús!».</w:t>
+        <w:t xml:space="preserve">Nos colocamos alrededor de la caja con su señal. Quien quiera cuenta en voz alta un momento en que ha descubierto a Jesús: alguien que ayudó, alguien que acompañó a un compañero solo, alguien que perdonó. Después de cada uno, todos dicen: «¡Ahí estaba Jesús!».</w:t>
       </w:r>
     </w:p>
     <w:p>

--- a/descargas/primaria-1-3/word/PRESENTE_primaria-1-3_semana3.docx
+++ b/descargas/primaria-1-3/word/PRESENTE_primaria-1-3_semana3.docx
@@ -241,7 +241,7 @@
       </w:pPr>
       <w:r>
         <w:rPr/>
-        <w:t xml:space="preserve">Leemos </w:t>
+        <w:t xml:space="preserve">Comentamos lo que sucede en </w:t>
       </w:r>
       <w:hyperlink r:id="rIdL2" w:history="1">
         <w:r>
@@ -253,7 +253,7 @@
       </w:hyperlink>
       <w:r>
         <w:rPr/>
-        <w:t xml:space="preserve">. La gente le pregunta a Juan el Bautista si él es el Mesías. Juan dice que no, que él solo viene a anunciar a otro: «En medio de vosotros hay uno que no conocéis».</w:t>
+        <w:t xml:space="preserve">: la gente le pregunta a Juan el Bautista si él es el Mesías. Juan dice que no, que él solo viene a anunciar a otro: «En medio de vosotros hay uno que no conocéis».</w:t>
       </w:r>
     </w:p>
     <w:p>
@@ -563,7 +563,7 @@
       </w:pPr>
       <w:r>
         <w:rPr/>
-        <w:t xml:space="preserve">«Jesús, tú estás en medio de nosotros. Abre nuestros ojos para descubrirte en los demás». Padrenuestro.</w:t>
+        <w:t xml:space="preserve">«Jesús, tú estás en medio de nosotros. Abre nuestros ojos para descubrirte en los demás».</w:t>
       </w:r>
     </w:p>
     <w:p>
@@ -941,7 +941,7 @@
       </w:hyperlink>
       <w:r>
         <w:rPr/>
-        <w:t xml:space="preserve"> (unos 4 minutos, sin diálogos). Un niño que se pasa el día con los videojuegos recibe un cachorro como regalo. Al principio no lo quiere… Conviene verlo antes: el final guarda una sorpresa.</w:t>
+        <w:t xml:space="preserve"> (unos 4 minutos, sin diálogos). Un niño que se pasa el día con los videojuegos recibe un cachorro como regalo. Al principio no lo quiere, pero el final guarda una sorpresa.</w:t>
       </w:r>
     </w:p>
     <w:p>
@@ -955,15 +955,6 @@
           <w:color w:val="C4531A"/>
         </w:rPr>
         <w:t xml:space="preserve">Reflexión</w:t>
-      </w:r>
-    </w:p>
-    <w:p>
-      <w:pPr>
-        <w:pStyle w:val="Cuerpo"/>
-      </w:pPr>
-      <w:r>
-        <w:rPr/>
-        <w:t xml:space="preserve">A veces no valoramos a quien tenemos al lado porque es distinto o porque le falta algo. Pero cada persona es un regalo. Jesús está en cada una, también en la que es distinta a mí.</w:t>
       </w:r>
     </w:p>
     <w:p>
@@ -1007,6 +998,15 @@
     </w:p>
     <w:p>
       <w:pPr>
+        <w:pStyle w:val="Cuerpo"/>
+      </w:pPr>
+      <w:r>
+        <w:rPr/>
+        <w:t xml:space="preserve">A veces no valoramos a quien tenemos al lado. Podemos estar tan distraídos pensando en nosotros mismos que no nos damos cuenta de que cada persona es un regalo. Todos tienen algo que enseñarme. Jesús está en cada persona.</w:t>
+      </w:r>
+    </w:p>
+    <w:p>
+      <w:pPr>
         <w:pStyle w:val="Apartado"/>
       </w:pPr>
       <w:r>
@@ -1024,7 +1024,7 @@
       </w:pPr>
       <w:r>
         <w:rPr/>
-        <w:t xml:space="preserve">«Jesús, gracias porque cada persona es un regalo. Ayúdame a querer a todos, también a los que son distintos a mí». Padrenuestro.</w:t>
+        <w:t xml:space="preserve">«Jesús, gracias porque cada persona es un regalo. Ayúdame a querer a todos, a ver el lado bueno de cada uno».</w:t>
       </w:r>
     </w:p>
     <w:p>
